--- a/Rithik_Jha_Resume_v2.docx
+++ b/Rithik_Jha_Resume_v2.docx
@@ -38,7 +38,7 @@
     </w:p>
     <w:p>
       <w:pPr>
-        <w:spacing w:before="0" w:after="50"/>
+        <w:spacing w:before="0" w:after="20"/>
         <w:jc w:val="center"/>
       </w:pPr>
       <w:r>
@@ -48,16 +48,33 @@
           <w:sz w:val="19"/>
           <w:szCs w:val="19"/>
         </w:rPr>
-        <w:t xml:space="preserve">Noida, India  |  8712899739  |  rithik2907@gmail.com  |  </w:t>
-      </w:r>
-      <w:r>
-        <w:rPr>
-          <w:rFonts w:ascii="Arial" w:cs="Arial" w:eastAsia="Arial" w:hAnsi="Arial"/>
+        <w:t xml:space="preserve">Noida, India  |  8712899739  |  rithik2907@gmail.com</w:t>
+      </w:r>
+    </w:p>
+    <w:p>
+      <w:pPr>
+        <w:spacing w:before="0" w:after="50"/>
+        <w:jc w:val="center"/>
+      </w:pPr>
+      <w:r>
+        <w:rPr>
+          <w:rFonts w:ascii="Arial" w:cs="Arial" w:eastAsia="Arial" w:hAnsi="Arial"/>
+          <w:color w:val="555555"/>
+          <w:sz w:val="19"/>
+          <w:szCs w:val="19"/>
+        </w:rPr>
+        <w:t xml:space="preserve">linkedin.com/in/rithik-jha-283825196  |  </w:t>
+      </w:r>
+      <w:r>
+        <w:rPr>
+          <w:rFonts w:ascii="Arial" w:cs="Arial" w:eastAsia="Arial" w:hAnsi="Arial"/>
+          <w:b/>
+          <w:bCs/>
           <w:color w:val="1F5C99"/>
           <w:sz w:val="19"/>
           <w:szCs w:val="19"/>
         </w:rPr>
-        <w:t xml:space="preserve">linkedin.com/in/rithik-jha-283825196</w:t>
+        <w:t xml:space="preserve">ir297.github.io</w:t>
       </w:r>
     </w:p>
     <w:p>
@@ -569,7 +586,7 @@
           <w:sz w:val="20"/>
           <w:szCs w:val="20"/>
         </w:rPr>
-        <w:t xml:space="preserve">Built using HTML, CSS, and JavaScript; hosted on GitHub Pages</w:t>
+        <w:t xml:space="preserve">Built using HTML, CSS, and JavaScript; live at ir297.github.io</w:t>
       </w:r>
     </w:p>
     <w:p>
